--- a/LeapYearPsuedo.docx
+++ b/LeapYearPsuedo.docx
@@ -4,6 +4,9 @@
   <w:body>
     <w:p>
       <w:r>
+        <w:t>w</w:t>
+      </w:r>
+      <w:r>
         <w:t>START</w:t>
       </w:r>
     </w:p>
@@ -52,15 +55,7 @@
     </w:p>
     <w:p>
       <w:r>
-        <w:t xml:space="preserve">            </w:t>
-      </w:r>
-      <w:proofErr w:type="spellStart"/>
-      <w:r>
-        <w:t>leapYear</w:t>
-      </w:r>
-      <w:proofErr w:type="spellEnd"/>
-      <w:r>
-        <w:t xml:space="preserve"> = true</w:t>
+        <w:t xml:space="preserve">            leapYear = true</w:t>
       </w:r>
     </w:p>
     <w:p>
@@ -70,15 +65,7 @@
     </w:p>
     <w:p>
       <w:r>
-        <w:t xml:space="preserve">            </w:t>
-      </w:r>
-      <w:proofErr w:type="spellStart"/>
-      <w:r>
-        <w:t>leapYear</w:t>
-      </w:r>
-      <w:proofErr w:type="spellEnd"/>
-      <w:r>
-        <w:t xml:space="preserve"> = false</w:t>
+        <w:t xml:space="preserve">            leapYear = false</w:t>
       </w:r>
     </w:p>
     <w:p>
@@ -91,17 +78,10 @@
         <w:t xml:space="preserve">    ELSE</w:t>
       </w:r>
     </w:p>
-    <w:p>
-      <w:r>
-        <w:t xml:space="preserve">        </w:t>
-      </w:r>
-      <w:proofErr w:type="spellStart"/>
-      <w:r>
-        <w:t>leapYear</w:t>
-      </w:r>
-      <w:proofErr w:type="spellEnd"/>
-      <w:r>
-        <w:t xml:space="preserve"> = true</w:t>
+    <w:p/>
+    <w:p>
+      <w:r>
+        <w:t xml:space="preserve">        leapYear = true</w:t>
       </w:r>
     </w:p>
     <w:p>
@@ -116,15 +96,7 @@
     </w:p>
     <w:p>
       <w:r>
-        <w:t xml:space="preserve">    </w:t>
-      </w:r>
-      <w:proofErr w:type="spellStart"/>
-      <w:r>
-        <w:t>leapYear</w:t>
-      </w:r>
-      <w:proofErr w:type="spellEnd"/>
-      <w:r>
-        <w:t xml:space="preserve"> = false</w:t>
+        <w:t xml:space="preserve">    leapYear = false</w:t>
       </w:r>
     </w:p>
     <w:p>
@@ -145,98 +117,43 @@
     </w:p>
     <w:p>
       <w:r>
-        <w:t>DISPLAY "Divisible by 4: " + (divisibleBy</w:t>
-      </w:r>
-      <w:proofErr w:type="gramStart"/>
-      <w:r>
-        <w:t>4 ?</w:t>
-      </w:r>
-      <w:proofErr w:type="gramEnd"/>
-      <w:r>
-        <w:t xml:space="preserve"> "Yes</w:t>
-      </w:r>
-      <w:proofErr w:type="gramStart"/>
-      <w:r>
-        <w:t>" :</w:t>
-      </w:r>
-      <w:proofErr w:type="gramEnd"/>
-      <w:r>
-        <w:t xml:space="preserve"> "No")</w:t>
-      </w:r>
-    </w:p>
-    <w:p>
-      <w:r>
         <w:lastRenderedPageBreak/>
-        <w:t>DISPLAY "Divisible by 100: " + (divisibleBy</w:t>
-      </w:r>
-      <w:proofErr w:type="gramStart"/>
-      <w:r>
-        <w:t>100 ?</w:t>
-      </w:r>
-      <w:proofErr w:type="gramEnd"/>
-      <w:r>
-        <w:t xml:space="preserve"> "Yes</w:t>
-      </w:r>
-      <w:proofErr w:type="gramStart"/>
-      <w:r>
-        <w:t>" :</w:t>
-      </w:r>
-      <w:proofErr w:type="gramEnd"/>
-      <w:r>
-        <w:t xml:space="preserve"> "No")</w:t>
-      </w:r>
-    </w:p>
-    <w:p>
-      <w:r>
-        <w:t>DISPLAY "Divisible by 400: " + (divisibleBy</w:t>
-      </w:r>
-      <w:proofErr w:type="gramStart"/>
-      <w:r>
-        <w:t>400 ?</w:t>
-      </w:r>
-      <w:proofErr w:type="gramEnd"/>
-      <w:r>
-        <w:t xml:space="preserve"> "Yes</w:t>
-      </w:r>
-      <w:proofErr w:type="gramStart"/>
-      <w:r>
-        <w:t>" :</w:t>
-      </w:r>
-      <w:proofErr w:type="gramEnd"/>
-      <w:r>
-        <w:t xml:space="preserve"> "No")</w:t>
-      </w:r>
-    </w:p>
-    <w:p>
-      <w:r>
-        <w:t>DISPLAY "Leap year: " + (</w:t>
-      </w:r>
-      <w:proofErr w:type="spellStart"/>
-      <w:proofErr w:type="gramStart"/>
-      <w:r>
-        <w:t>leapYear</w:t>
-      </w:r>
-      <w:proofErr w:type="spellEnd"/>
-      <w:r>
-        <w:t xml:space="preserve"> ?</w:t>
-      </w:r>
-      <w:proofErr w:type="gramEnd"/>
-      <w:r>
-        <w:t xml:space="preserve"> "Yes</w:t>
-      </w:r>
-      <w:proofErr w:type="gramStart"/>
-      <w:r>
-        <w:t>" :</w:t>
-      </w:r>
-      <w:proofErr w:type="gramEnd"/>
-      <w:r>
-        <w:t xml:space="preserve"> "No")</w:t>
+        <w:t>DISPLAY "Divisible by 4: " + (divisibleBy4 ? "Yes" : "No")</w:t>
+      </w:r>
+    </w:p>
+    <w:p>
+      <w:r>
+        <w:t>DISPLAY "Divisible by 100: " + (divisibleBy100 ? "Yes" : "No")</w:t>
+      </w:r>
+    </w:p>
+    <w:p>
+      <w:r>
+        <w:t>DISPLAY "Divisible by 400: " + (divisibleBy400 ? "Yes" : "No")</w:t>
+      </w:r>
+    </w:p>
+    <w:p>
+      <w:r>
+        <w:t>DISPLAY "Leap year: " + (leapYear ? "Yes" : "No")</w:t>
       </w:r>
     </w:p>
     <w:p/>
     <w:p>
       <w:r>
         <w:t>END</w:t>
+      </w:r>
+    </w:p>
+    <w:p/>
+    <w:p>
+      <w:hyperlink r:id="rId4" w:history="1">
+        <w:r>
+          <w:rPr>
+            <w:rStyle w:val="Hyperlink"/>
+          </w:rPr>
+          <w:t>https://miro.com/welcomeonboard/T2huK3Uyc3JHQXBoeXUrUkxLOG5WMW8rcm9PU2VNMk1PRm12UTJrZ2lyT1k1aHhvdHIvNy9Bazg2eTEySmF3c292d3A2QitEdlVtNUQyQ01TVjJDWmJIbkRGdDBzdngxM2xyNmNwTS9uOUxZME11am5sdlc3QldPSVFDWkllcmJyVmtkMG5hNDA3dVlncnBvRVB2ZXBnPT0hdjE=?share_link_id=573320521318</w:t>
+        </w:r>
+      </w:hyperlink>
+      <w:r>
+        <w:t xml:space="preserve"> </w:t>
       </w:r>
     </w:p>
     <w:sectPr>
@@ -1166,6 +1083,29 @@
       <w:spacing w:val="5"/>
     </w:rPr>
   </w:style>
+  <w:style w:type="character" w:styleId="Hyperlink">
+    <w:name w:val="Hyperlink"/>
+    <w:basedOn w:val="DefaultParagraphFont"/>
+    <w:uiPriority w:val="99"/>
+    <w:unhideWhenUsed/>
+    <w:rsid w:val="00DD2397"/>
+    <w:rPr>
+      <w:color w:val="467886" w:themeColor="hyperlink"/>
+      <w:u w:val="single"/>
+    </w:rPr>
+  </w:style>
+  <w:style w:type="character" w:styleId="UnresolvedMention">
+    <w:name w:val="Unresolved Mention"/>
+    <w:basedOn w:val="DefaultParagraphFont"/>
+    <w:uiPriority w:val="99"/>
+    <w:semiHidden/>
+    <w:unhideWhenUsed/>
+    <w:rsid w:val="00DD2397"/>
+    <w:rPr>
+      <w:color w:val="605E5C"/>
+      <w:shd w:val="clear" w:color="auto" w:fill="E1DFDD"/>
+    </w:rPr>
+  </w:style>
 </w:styles>
 </file>
 
